--- a/docs/NEXTSTEP.docx
+++ b/docs/NEXTSTEP.docx
@@ -4,879 +4,641 @@
   <w:body>
     <w:p>
       <w:pPr>
+        <w:pStyle w:val="Title"/>
+        <w:rPr>
+          <w:color w:val="2A4F6B"/>
+        </w:rPr>
+      </w:pPr>
+      <w:r>
+        <w:rPr>
+          <w:color w:val="2A4F6B"/>
+        </w:rPr>
+        <w:t>Godwit — WKO appointment tomorrow</w:t>
+      </w:r>
+    </w:p>
+    <w:p/>
+    <w:p>
+      <w:pPr>
         <w:pStyle w:val="Heading1"/>
-        <w:spacing w:before="0" w:after="120" w:line="240" w:lineRule="auto"/>
-        <w:rPr>
-          <w:rFonts w:ascii="Aptos" w:hAnsi="Aptos"/>
-          <w:b/>
-          <w:sz w:val="26"/>
-        </w:rPr>
-      </w:pPr>
-      <w:r>
-        <w:rPr>
-          <w:rFonts w:ascii="Aptos" w:hAnsi="Aptos"/>
-          <w:b/>
-          <w:sz w:val="26"/>
-        </w:rPr>
-        <w:t>Godwit — Next Steps: Registering an Austrian Business</w:t>
-      </w:r>
-    </w:p>
-    <w:p>
-      <w:pPr>
-        <w:spacing w:before="40" w:after="80" w:line="240" w:lineRule="auto"/>
+        <w:rPr>
+          <w:color w:val="5E5D0B"/>
+        </w:rPr>
+      </w:pPr>
+      <w:r>
+        <w:rPr>
+          <w:color w:val="5E5D0B"/>
+        </w:rPr>
+        <w:t>Bring</w:t>
+      </w:r>
+    </w:p>
+    <w:p/>
+    <w:p>
+      <w:pPr>
+        <w:pStyle w:val="ListBullet"/>
+      </w:pPr>
+      <w:r>
+        <w:t>ID and **ID Austria**</w:t>
+      </w:r>
+    </w:p>
+    <w:p>
+      <w:pPr>
+        <w:pStyle w:val="ListBullet"/>
+      </w:pPr>
+      <w:r>
+        <w:t>Phone/laptop with the Godwit demo: **https://hellogodwit.com**</w:t>
+      </w:r>
+    </w:p>
+    <w:p>
+      <w:pPr>
+        <w:pStyle w:val="ListBullet"/>
+      </w:pPr>
+      <w:r>
+        <w:t>One-page description of the product and business model</w:t>
+      </w:r>
+    </w:p>
+    <w:p>
+      <w:pPr>
+        <w:pStyle w:val="ListBullet"/>
+      </w:pPr>
+      <w:r>
+        <w:t>This question list, plus pen/notebook</w:t>
+      </w:r>
+    </w:p>
+    <w:p>
+      <w:pPr>
+        <w:pStyle w:val="ListBullet"/>
+      </w:pPr>
+      <w:r>
+        <w:t>Details of the planned nine-month Malaysia business trip and work permit</w:t>
+      </w:r>
+    </w:p>
+    <w:p>
+      <w:pPr>
+        <w:pStyle w:val="ListBullet"/>
+      </w:pPr>
+    </w:p>
+    <w:p>
+      <w:pPr>
+        <w:pStyle w:val="Heading1"/>
+        <w:rPr>
+          <w:color w:val="5E5D0B"/>
+        </w:rPr>
+      </w:pPr>
+      <w:r>
+        <w:rPr>
+          <w:color w:val="5E5D0B"/>
+        </w:rPr>
+        <w:t>Situation to explain</w:t>
+      </w:r>
+    </w:p>
+    <w:p/>
+    <w:p>
+      <w:pPr>
+        <w:pStyle w:val="ListBullet"/>
+      </w:pPr>
+      <w:r>
+        <w:t>Godwit is an Austrian QR-feedback SaaS product; it has not launched and has no signed venue.</w:t>
+      </w:r>
+    </w:p>
+    <w:p>
+      <w:pPr>
+        <w:pStyle w:val="ListBullet"/>
+      </w:pPr>
+      <w:r>
+        <w:t>Planned revenue: software subscriptions plus a **9% platform commission** on payments processed</w:t>
+      </w:r>
+    </w:p>
+    <w:p>
+      <w:pPr>
+        <w:pStyle w:val="ListBullet"/>
+      </w:pPr>
+      <w:r>
         <w:rPr>
           <w:rFonts w:ascii="Aptos" w:hAnsi="Aptos"/>
           <w:sz w:val="21"/>
         </w:rPr>
+        <w:t xml:space="preserve">  for venues. The remaining amount goes to the venue through Stripe Connect.</w:t>
+      </w:r>
+    </w:p>
+    <w:p>
+      <w:pPr>
+        <w:pStyle w:val="ListBullet"/>
+      </w:pPr>
+      <w:r>
+        <w:t>Stefano is employed and ASVG-insured in Austria, has ID Austria, and expects Austrian tax</w:t>
+      </w:r>
+    </w:p>
+    <w:p>
+      <w:pPr>
+        <w:pStyle w:val="ListBullet"/>
       </w:pPr>
       <w:r>
         <w:rPr>
           <w:rFonts w:ascii="Aptos" w:hAnsi="Aptos"/>
           <w:sz w:val="21"/>
         </w:rPr>
-        <w:t>Plan for launching Godwit in Austria (separate from TODO.md). Completed/resolved topics, including the Magistrat der Stadt Villach visit (2026-09-16), are in DONE.md. This file covers what's open: Friday's WKO appointment and the immediate follow-up.</w:t>
-      </w:r>
-    </w:p>
+        <w:t xml:space="preserve">  residency to continue.</w:t>
+      </w:r>
+    </w:p>
+    <w:p>
+      <w:pPr>
+        <w:pStyle w:val="ListBullet"/>
+      </w:pPr>
+      <w:r>
+        <w:t>Mariia receives AMS support and will not register or operate the business now.</w:t>
+      </w:r>
+    </w:p>
+    <w:p>
+      <w:pPr>
+        <w:pStyle w:val="ListBullet"/>
+      </w:pPr>
+      <w:r>
+        <w:t>Registration is not being completed tomorrow; this is a fact-finding meeting.</w:t>
+      </w:r>
+    </w:p>
+    <w:p>
+      <w:pPr>
+        <w:pStyle w:val="ListBullet"/>
+      </w:pPr>
+    </w:p>
+    <w:p>
+      <w:pPr>
+        <w:pStyle w:val="Heading1"/>
+        <w:rPr>
+          <w:color w:val="5E5D0B"/>
+        </w:rPr>
+      </w:pPr>
+      <w:r>
+        <w:rPr>
+          <w:color w:val="5E5D0B"/>
+        </w:rPr>
+        <w:t>Questions for WKO</w:t>
+      </w:r>
+    </w:p>
+    <w:p/>
     <w:p>
       <w:pPr>
         <w:pStyle w:val="Heading2"/>
-        <w:spacing w:line="240" w:lineRule="auto"/>
-        <w:rPr>
-          <w:rFonts w:ascii="Aptos" w:hAnsi="Aptos"/>
-          <w:b/>
-          <w:sz w:val="22"/>
-        </w:rPr>
-      </w:pPr>
-      <w:r>
-        <w:rPr>
-          <w:rFonts w:ascii="Aptos" w:hAnsi="Aptos"/>
-          <w:b/>
-          <w:sz w:val="22"/>
-        </w:rPr>
-        <w:t>Context</w:t>
-      </w:r>
-    </w:p>
-    <w:p>
-      <w:pPr>
-        <w:pStyle w:val="ListParagraph"/>
-        <w:numPr>
-          <w:ilvl w:val="0"/>
-          <w:numId w:val="1"/>
-        </w:numPr>
-        <w:spacing w:before="40" w:after="80" w:line="240" w:lineRule="auto"/>
+        <w:rPr>
+          <w:color w:val="5E5D0B"/>
+        </w:rPr>
+      </w:pPr>
+      <w:r>
+        <w:rPr>
+          <w:color w:val="5E5D0B"/>
+        </w:rPr>
+        <w:t>Business registration</w:t>
+      </w:r>
+    </w:p>
+    <w:p/>
+    <w:p>
+      <w:pPr>
+        <w:pStyle w:val="ListNumber"/>
+      </w:pPr>
+      <w:r>
+        <w:t>Is Godwit a **Gewerbe** or **Neue Selbständige** activity?</w:t>
+      </w:r>
+    </w:p>
+    <w:p>
+      <w:pPr>
+        <w:pStyle w:val="ListNumber"/>
+      </w:pPr>
+      <w:r>
+        <w:t>Which exact Gewerbe wording fits a small software/SaaS platform?</w:t>
+      </w:r>
+    </w:p>
+    <w:p>
+      <w:pPr>
+        <w:pStyle w:val="ListNumber"/>
+      </w:pPr>
+      <w:r>
+        <w:t>Should Stefano register before the first customer, or only when revenue begins?</w:t>
+      </w:r>
+    </w:p>
+    <w:p>
+      <w:pPr>
+        <w:pStyle w:val="ListNumber"/>
+      </w:pPr>
+      <w:r>
+        <w:t>Can he operate it as a side business while employed and ASVG-insured?</w:t>
+      </w:r>
+    </w:p>
+    <w:p>
+      <w:pPr>
+        <w:pStyle w:val="ListNumber"/>
+      </w:pPr>
+      <w:r>
+        <w:t>Does **NeuFöG** apply, and what documents/deadlines are required?</w:t>
+      </w:r>
+    </w:p>
+    <w:p>
+      <w:pPr>
+        <w:pStyle w:val="ListNumber"/>
+      </w:pPr>
+      <w:r>
+        <w:t>Can registration and later filings be handled online with ID Austria while abroad?</w:t>
+      </w:r>
+    </w:p>
+    <w:p>
+      <w:pPr>
+        <w:pStyle w:val="ListNumber"/>
+      </w:pPr>
+      <w:r>
+        <w:t>What SVS obligations or income thresholds apply?</w:t>
+      </w:r>
+    </w:p>
+    <w:p>
+      <w:pPr>
+        <w:pStyle w:val="ListNumber"/>
+      </w:pPr>
+    </w:p>
+    <w:p>
+      <w:pPr>
+        <w:pStyle w:val="Heading2"/>
+        <w:rPr>
+          <w:color w:val="5E5D0B"/>
+        </w:rPr>
+      </w:pPr>
+      <w:r>
+        <w:rPr>
+          <w:color w:val="5E5D0B"/>
+        </w:rPr>
+        <w:t>Revenue, VAT, and payments</w:t>
+      </w:r>
+    </w:p>
+    <w:p/>
+    <w:p>
+      <w:pPr>
+        <w:pStyle w:val="ListNumber"/>
+      </w:pPr>
+      <w:r>
+        <w:t>For VAT and turnover, are only subscriptions and Godwit’s 9% commission counted?</w:t>
+      </w:r>
+    </w:p>
+    <w:p>
+      <w:pPr>
+        <w:pStyle w:val="ListNumber"/>
+      </w:pPr>
+      <w:r>
+        <w:t>Is the venue’s remaining payment amount treated as pass-through money?</w:t>
+      </w:r>
+    </w:p>
+    <w:p>
+      <w:pPr>
+        <w:pStyle w:val="ListNumber"/>
+      </w:pPr>
+      <w:r>
+        <w:t>What small-business VAT rule and threshold apply?</w:t>
+      </w:r>
+    </w:p>
+    <w:p>
+      <w:pPr>
+        <w:pStyle w:val="ListNumber"/>
+      </w:pPr>
+      <w:r>
+        <w:t>Who issues the invoice, receipt, refund, and handles chargebacks: Godwit or the venue?</w:t>
+      </w:r>
+    </w:p>
+    <w:p>
+      <w:pPr>
+        <w:pStyle w:val="ListNumber"/>
+      </w:pPr>
+      <w:r>
+        <w:t>Is the Stripe Connect structure and 9% application fee acceptable for this model?</w:t>
+      </w:r>
+    </w:p>
+    <w:p>
+      <w:pPr>
+        <w:pStyle w:val="ListNumber"/>
+      </w:pPr>
+      <w:r>
+        <w:t>Is the commission calculated on the gross payment or after Stripe fees?</w:t>
+      </w:r>
+    </w:p>
+    <w:p>
+      <w:pPr>
+        <w:pStyle w:val="ListNumber"/>
+      </w:pPr>
+    </w:p>
+    <w:p>
+      <w:pPr>
+        <w:pStyle w:val="Heading2"/>
+        <w:rPr>
+          <w:color w:val="5E5D0B"/>
+        </w:rPr>
+      </w:pPr>
+      <w:r>
+        <w:rPr>
+          <w:color w:val="5E5D0B"/>
+        </w:rPr>
+        <w:t>Payment wording</w:t>
+      </w:r>
+    </w:p>
+    <w:p/>
+    <w:p>
+      <w:pPr>
+        <w:pStyle w:val="ListNumber"/>
+      </w:pPr>
+      <w:r>
+        <w:t>For commercial venues, should the QR option be called **Tip**, **Voluntary contribution**,</w:t>
+      </w:r>
+    </w:p>
+    <w:p>
+      <w:pPr>
+        <w:pStyle w:val="ListNumber"/>
+      </w:pPr>
+      <w:r>
         <w:rPr>
           <w:rFonts w:ascii="Aptos" w:hAnsi="Aptos"/>
           <w:sz w:val="21"/>
         </w:rPr>
+        <w:t xml:space="preserve">    or **Support payment** rather than “Donation”?</w:t>
+      </w:r>
+    </w:p>
+    <w:p>
+      <w:pPr>
+        <w:pStyle w:val="ListNumber"/>
+      </w:pPr>
+      <w:r>
+        <w:t>When may a payment legally be called a **charitable donation**?</w:t>
+      </w:r>
+    </w:p>
+    <w:p>
+      <w:pPr>
+        <w:pStyle w:val="ListNumber"/>
+      </w:pPr>
+      <w:r>
+        <w:t>What proof is required before a registered charity/non-profit can use that wording?</w:t>
+      </w:r>
+    </w:p>
+    <w:p>
+      <w:pPr>
+        <w:pStyle w:val="ListNumber"/>
+      </w:pPr>
+      <w:r>
+        <w:t>Who is responsible for VAT, consumer rights, refunds, receipts, and tax treatment?</w:t>
+      </w:r>
+    </w:p>
+    <w:p>
+      <w:pPr>
+        <w:pStyle w:val="ListNumber"/>
+      </w:pPr>
+      <w:r>
+        <w:t>Can the venue choose the wording while Godwit remains only the technology platform?</w:t>
+      </w:r>
+    </w:p>
+    <w:p>
+      <w:pPr>
+        <w:pStyle w:val="ListNumber"/>
+      </w:pPr>
+    </w:p>
+    <w:p>
+      <w:pPr>
+        <w:pStyle w:val="Heading2"/>
+        <w:rPr>
+          <w:color w:val="5E5D0B"/>
+        </w:rPr>
+      </w:pPr>
+      <w:r>
+        <w:rPr>
+          <w:color w:val="5E5D0B"/>
+        </w:rPr>
+        <w:t>Mariia and future ownership</w:t>
+      </w:r>
+    </w:p>
+    <w:p/>
+    <w:p>
+      <w:pPr>
+        <w:pStyle w:val="ListNumber"/>
+      </w:pPr>
+      <w:r>
+        <w:t>Could unpaid help affect Mariia’s AMS support?</w:t>
+      </w:r>
+    </w:p>
+    <w:p>
+      <w:pPr>
+        <w:pStyle w:val="ListNumber"/>
+      </w:pPr>
+      <w:r>
+        <w:t>What work, if any, may she do safely while receiving AMS support?</w:t>
+      </w:r>
+    </w:p>
+    <w:p>
+      <w:pPr>
+        <w:pStyle w:val="ListNumber"/>
+      </w:pPr>
+      <w:r>
+        <w:t>Is Stefano the only registered owner for now the safest structure?</w:t>
+      </w:r>
+    </w:p>
+    <w:p>
+      <w:pPr>
+        <w:pStyle w:val="ListNumber"/>
+      </w:pPr>
+      <w:r>
+        <w:t>What should be reviewed before adding a co-owner or forming a GesbR/GmbH?</w:t>
+      </w:r>
+    </w:p>
+    <w:p>
+      <w:pPr>
+        <w:pStyle w:val="ListNumber"/>
+      </w:pPr>
+    </w:p>
+    <w:p>
+      <w:pPr>
+        <w:pStyle w:val="Heading2"/>
+        <w:rPr>
+          <w:color w:val="5E5D0B"/>
+        </w:rPr>
+      </w:pPr>
+      <w:r>
+        <w:rPr>
+          <w:color w:val="5E5D0B"/>
+        </w:rPr>
+        <w:t>Malaysia</w:t>
+      </w:r>
+    </w:p>
+    <w:p/>
+    <w:p>
+      <w:pPr>
+        <w:pStyle w:val="ListNumber"/>
+      </w:pPr>
+      <w:r>
+        <w:t>May Stefano operate this Austrian side business while in Malaysia on his employer’s</w:t>
+      </w:r>
+    </w:p>
+    <w:p>
+      <w:pPr>
+        <w:pStyle w:val="ListNumber"/>
       </w:pPr>
       <w:r>
         <w:rPr>
           <w:rFonts w:ascii="Aptos" w:hAnsi="Aptos"/>
           <w:sz w:val="21"/>
         </w:rPr>
-        <w:t>Godwit hasn't launched — no venue confirmed yet.</w:t>
-      </w:r>
-    </w:p>
-    <w:p>
-      <w:pPr>
-        <w:pStyle w:val="ListParagraph"/>
-        <w:numPr>
-          <w:ilvl w:val="0"/>
-          <w:numId w:val="1"/>
-        </w:numPr>
-        <w:spacing w:before="40" w:after="80" w:line="240" w:lineRule="auto"/>
+        <w:t xml:space="preserve">    work permit?</w:t>
+      </w:r>
+    </w:p>
+    <w:p>
+      <w:pPr>
+        <w:pStyle w:val="ListNumber"/>
+      </w:pPr>
+      <w:r>
+        <w:t>Does he need written permission from his employer or Malaysian immigration?</w:t>
+      </w:r>
+    </w:p>
+    <w:p>
+      <w:pPr>
+        <w:pStyle w:val="ListNumber"/>
+      </w:pPr>
+      <w:r>
+        <w:t>Could nine months there create personal/company tax, registration, or digital-service-tax</w:t>
+      </w:r>
+    </w:p>
+    <w:p>
+      <w:pPr>
+        <w:pStyle w:val="ListNumber"/>
+      </w:pPr>
+      <w:r>
         <w:rPr>
           <w:rFonts w:ascii="Aptos" w:hAnsi="Aptos"/>
           <w:sz w:val="21"/>
         </w:rPr>
+        <w:t xml:space="preserve">    obligations?</w:t>
+      </w:r>
+    </w:p>
+    <w:p>
+      <w:pPr>
+        <w:pStyle w:val="ListNumber"/>
+      </w:pPr>
+      <w:r>
+        <w:t>Which adviser should confirm the Austria–Malaysia tax treaty and privacy rules?</w:t>
+      </w:r>
+    </w:p>
+    <w:p>
+      <w:pPr>
+        <w:pStyle w:val="ListNumber"/>
+      </w:pPr>
+    </w:p>
+    <w:p>
+      <w:pPr>
+        <w:pStyle w:val="Heading1"/>
+        <w:rPr>
+          <w:color w:val="5E5D0B"/>
+        </w:rPr>
+      </w:pPr>
+      <w:r>
+        <w:rPr>
+          <w:color w:val="5E5D0B"/>
+        </w:rPr>
+        <w:t>Ask WKO for</w:t>
+      </w:r>
+    </w:p>
+    <w:p/>
+    <w:p>
+      <w:pPr>
+        <w:pStyle w:val="ListBullet"/>
+      </w:pPr>
+      <w:r>
+        <w:t>The recommended Gewerbe description and timing</w:t>
+      </w:r>
+    </w:p>
+    <w:p>
+      <w:pPr>
+        <w:pStyle w:val="ListBullet"/>
+      </w:pPr>
+      <w:r>
+        <w:t>A written link/checklist for online registration</w:t>
+      </w:r>
+    </w:p>
+    <w:p>
+      <w:pPr>
+        <w:pStyle w:val="ListBullet"/>
+      </w:pPr>
+      <w:r>
+        <w:t>A referral to a Steuerberater experienced with SaaS, Stripe Connect, and Austria–Malaysia</w:t>
+      </w:r>
+    </w:p>
+    <w:p>
+      <w:pPr>
+        <w:pStyle w:val="ListBullet"/>
       </w:pPr>
       <w:r>
         <w:rPr>
           <w:rFonts w:ascii="Aptos" w:hAnsi="Aptos"/>
           <w:sz w:val="21"/>
         </w:rPr>
-        <w:t>Employed (ASVG-insured); traveling 9 months from 2026-09-22 as an approved business trip — Austrian tax residency isn't in question.</w:t>
-      </w:r>
-    </w:p>
-    <w:p>
-      <w:pPr>
-        <w:pStyle w:val="ListParagraph"/>
-        <w:numPr>
-          <w:ilvl w:val="0"/>
-          <w:numId w:val="1"/>
-        </w:numPr>
-        <w:spacing w:before="40" w:after="80" w:line="240" w:lineRule="auto"/>
-        <w:rPr>
-          <w:rFonts w:ascii="Aptos" w:hAnsi="Aptos"/>
-          <w:sz w:val="21"/>
-        </w:rPr>
-      </w:pPr>
-      <w:r>
-        <w:rPr>
-          <w:rFonts w:ascii="Aptos" w:hAnsi="Aptos"/>
-          <w:sz w:val="21"/>
-        </w:rPr>
-        <w:t>Have ID Austria + a partner in Austria for remote filings while away.</w:t>
-      </w:r>
-    </w:p>
-    <w:p>
-      <w:pPr>
-        <w:pStyle w:val="ListParagraph"/>
-        <w:numPr>
-          <w:ilvl w:val="0"/>
-          <w:numId w:val="1"/>
-        </w:numPr>
-        <w:spacing w:before="40" w:after="80" w:line="240" w:lineRule="auto"/>
-        <w:rPr>
-          <w:rFonts w:ascii="Aptos" w:hAnsi="Aptos"/>
-          <w:sz w:val="21"/>
-        </w:rPr>
-      </w:pPr>
-      <w:r>
-        <w:rPr>
-          <w:rFonts w:ascii="Aptos" w:hAnsi="Aptos"/>
-          <w:sz w:val="21"/>
-        </w:rPr>
-        <w:t>Revenue = subscriptions + 9% platform commission on donations (Stripe Connect); only these count as turnover, not the 91% pass-through. No separate payment license needed (Stripe is the licensed processor).</w:t>
-      </w:r>
-    </w:p>
-    <w:p>
-      <w:pPr>
-        <w:pStyle w:val="Heading2"/>
-        <w:spacing w:line="240" w:lineRule="auto"/>
-        <w:rPr>
-          <w:rFonts w:ascii="Aptos" w:hAnsi="Aptos"/>
-          <w:b/>
-          <w:sz w:val="22"/>
-        </w:rPr>
-      </w:pPr>
-      <w:r>
-        <w:rPr>
-          <w:rFonts w:ascii="Aptos" w:hAnsi="Aptos"/>
-          <w:b/>
-          <w:sz w:val="22"/>
-        </w:rPr>
-        <w:t>The core decision</w:t>
-      </w:r>
-    </w:p>
-    <w:p>
-      <w:pPr>
-        <w:spacing w:before="40" w:after="80" w:line="240" w:lineRule="auto"/>
-        <w:rPr>
-          <w:rFonts w:ascii="Aptos" w:hAnsi="Aptos"/>
-          <w:sz w:val="21"/>
-        </w:rPr>
-      </w:pPr>
-      <w:r>
-        <w:rPr>
-          <w:rFonts w:ascii="Aptos" w:hAnsi="Aptos"/>
-          <w:sz w:val="21"/>
-        </w:rPr>
-        <w:t>Gewerbetreibender vs. "Neue Selbständige" — determines WKO membership/Kammerumlage and SVS obligations; subscriptions + commission lean toward Gewerbe, but confirm. With no venue yet, don't rush: if Neue Selbständige applies, register early (low risk); if a Gewerbeschein is required, wait until a venue is close to signing before ongoing costs (SVS, Kammerumlage) start. Either way, registration can happen remotely (usp.gv.at + ID Austria + FinanzOnline) with the partner's help once that trigger arrives.</w:t>
-      </w:r>
-    </w:p>
-    <w:p>
-      <w:pPr>
-        <w:pStyle w:val="Heading2"/>
-        <w:spacing w:line="240" w:lineRule="auto"/>
-        <w:rPr>
-          <w:rFonts w:ascii="Aptos" w:hAnsi="Aptos"/>
-          <w:b/>
-          <w:sz w:val="22"/>
-        </w:rPr>
-      </w:pPr>
-      <w:r>
-        <w:rPr>
-          <w:rFonts w:ascii="Aptos" w:hAnsi="Aptos"/>
-          <w:b/>
-          <w:sz w:val="22"/>
-        </w:rPr>
-        <w:t>Friday morning — WKO Gründerservice (last Austria stop before the flight)</w:t>
-      </w:r>
-    </w:p>
-    <w:p>
-      <w:pPr>
-        <w:spacing w:before="40" w:after="80" w:line="240" w:lineRule="auto"/>
-        <w:rPr>
-          <w:rFonts w:ascii="Aptos" w:hAnsi="Aptos"/>
-          <w:sz w:val="21"/>
-        </w:rPr>
-      </w:pPr>
-      <w:r>
-        <w:rPr>
-          <w:rFonts w:ascii="Aptos" w:hAnsi="Aptos"/>
-          <w:sz w:val="21"/>
-        </w:rPr>
-        <w:t>Free advisory, not a registration. Bring passport/ID, Meldezettel, ID Austria, this document. Last in-person day for 9 months — get complete answers, NeuFöG paperwork if it applies, and whether anything needs relaying to the Magistrat afterward.</w:t>
-      </w:r>
-    </w:p>
-    <w:p>
-      <w:pPr>
-        <w:spacing w:before="40" w:after="80" w:line="240" w:lineRule="auto"/>
-        <w:rPr>
-          <w:rFonts w:ascii="Aptos" w:hAnsi="Aptos"/>
-          <w:sz w:val="21"/>
-        </w:rPr>
-      </w:pPr>
-      <w:r>
-        <w:rPr>
-          <w:rFonts w:ascii="Aptos" w:hAnsi="Aptos"/>
-          <w:sz w:val="21"/>
-        </w:rPr>
-        <w:t>Say: "I'm launching a SaaS QR-code feedback/polling product — revenue is subscriptions plus a 9% commission on donations. I'm employed and insured through my job, no venue signed yet. I already spoke with the Magistrat, and I fly abroad for 9 months right after this meeting."</w:t>
-      </w:r>
-    </w:p>
-    <w:p>
-      <w:pPr>
-        <w:spacing w:before="40" w:after="80" w:line="240" w:lineRule="auto"/>
-        <w:rPr>
-          <w:rFonts w:ascii="Aptos" w:hAnsi="Aptos"/>
-          <w:sz w:val="21"/>
-        </w:rPr>
-      </w:pPr>
-      <w:r>
-        <w:rPr>
-          <w:rFonts w:ascii="Aptos" w:hAnsi="Aptos"/>
-          <w:sz w:val="21"/>
-        </w:rPr>
-        <w:t>Classification &amp; fees:</w:t>
-      </w:r>
-    </w:p>
-    <w:p>
-      <w:pPr>
-        <w:pStyle w:val="ListParagraph"/>
-        <w:numPr>
-          <w:ilvl w:val="0"/>
-          <w:numId w:val="2"/>
-        </w:numPr>
-        <w:spacing w:before="40" w:after="80" w:line="240" w:lineRule="auto"/>
-        <w:rPr>
-          <w:rFonts w:ascii="Aptos" w:hAnsi="Aptos"/>
-          <w:sz w:val="21"/>
-        </w:rPr>
-      </w:pPr>
-      <w:r>
-        <w:rPr>
-          <w:rFonts w:ascii="Aptos" w:hAnsi="Aptos"/>
-          <w:sz w:val="21"/>
-        </w:rPr>
-        <w:t>Which trade category fits this business?</w:t>
-      </w:r>
-    </w:p>
-    <w:p>
-      <w:pPr>
-        <w:pStyle w:val="ListParagraph"/>
-        <w:numPr>
-          <w:ilvl w:val="0"/>
-          <w:numId w:val="2"/>
-        </w:numPr>
-        <w:spacing w:before="40" w:after="80" w:line="240" w:lineRule="auto"/>
-        <w:rPr>
-          <w:rFonts w:ascii="Aptos" w:hAnsi="Aptos"/>
-          <w:sz w:val="21"/>
-        </w:rPr>
-      </w:pPr>
-      <w:r>
-        <w:rPr>
-          <w:rFonts w:ascii="Aptos" w:hAnsi="Aptos"/>
-          <w:sz w:val="21"/>
-        </w:rPr>
-        <w:t>Does it qualify as "Neue Selbständige" instead of a full Gewerbeschein?</w:t>
-      </w:r>
-    </w:p>
-    <w:p>
-      <w:pPr>
-        <w:pStyle w:val="ListParagraph"/>
-        <w:numPr>
-          <w:ilvl w:val="0"/>
-          <w:numId w:val="2"/>
-        </w:numPr>
-        <w:spacing w:before="40" w:after="80" w:line="240" w:lineRule="auto"/>
-        <w:rPr>
-          <w:rFonts w:ascii="Aptos" w:hAnsi="Aptos"/>
-          <w:sz w:val="21"/>
-        </w:rPr>
-      </w:pPr>
-      <w:r>
-        <w:rPr>
-          <w:rFonts w:ascii="Aptos" w:hAnsi="Aptos"/>
-          <w:sz w:val="21"/>
-        </w:rPr>
-        <w:t>If Gewerbeschein required: exact fees, and NeuFöG first-founder relief — paperwork today?</w:t>
-      </w:r>
-    </w:p>
-    <w:p>
-      <w:pPr>
-        <w:pStyle w:val="ListParagraph"/>
-        <w:numPr>
-          <w:ilvl w:val="0"/>
-          <w:numId w:val="2"/>
-        </w:numPr>
-        <w:spacing w:before="40" w:after="80" w:line="240" w:lineRule="auto"/>
-        <w:rPr>
-          <w:rFonts w:ascii="Aptos" w:hAnsi="Aptos"/>
-          <w:sz w:val="21"/>
-        </w:rPr>
-      </w:pPr>
-      <w:r>
-        <w:rPr>
-          <w:rFonts w:ascii="Aptos" w:hAnsi="Aptos"/>
-          <w:sz w:val="21"/>
-        </w:rPr>
-        <w:t>Kleinunternehmerregelung: only subscription + 9% commission counts, not the donation pass-through — confirm, and the exact current threshold (€35,000 vs €42,000 quoted)?</w:t>
-      </w:r>
-    </w:p>
-    <w:p>
-      <w:pPr>
-        <w:pStyle w:val="ListParagraph"/>
-        <w:numPr>
-          <w:ilvl w:val="0"/>
-          <w:numId w:val="2"/>
-        </w:numPr>
-        <w:spacing w:before="40" w:after="80" w:line="240" w:lineRule="auto"/>
-        <w:rPr>
-          <w:rFonts w:ascii="Aptos" w:hAnsi="Aptos"/>
-          <w:sz w:val="21"/>
-        </w:rPr>
-      </w:pPr>
-      <w:r>
-        <w:rPr>
-          <w:rFonts w:ascii="Aptos" w:hAnsi="Aptos"/>
-          <w:sz w:val="21"/>
-        </w:rPr>
-        <w:t>Recommend a Steuerberater used to solo software/SaaS businesses?</w:t>
-      </w:r>
-    </w:p>
-    <w:p>
-      <w:pPr>
-        <w:pStyle w:val="ListParagraph"/>
-        <w:numPr>
-          <w:ilvl w:val="0"/>
-          <w:numId w:val="2"/>
-        </w:numPr>
-        <w:spacing w:before="40" w:after="80" w:line="240" w:lineRule="auto"/>
-        <w:rPr>
-          <w:rFonts w:ascii="Aptos" w:hAnsi="Aptos"/>
-          <w:sz w:val="21"/>
-        </w:rPr>
-      </w:pPr>
-      <w:r>
-        <w:rPr>
-          <w:rFonts w:ascii="Aptos" w:hAnsi="Aptos"/>
-          <w:sz w:val="21"/>
-        </w:rPr>
-        <w:t>Anything today need relaying to the Magistrat, given no in-person visit for 9 months?</w:t>
-      </w:r>
-    </w:p>
-    <w:p>
-      <w:pPr>
-        <w:pStyle w:val="ListParagraph"/>
-        <w:numPr>
-          <w:ilvl w:val="0"/>
-          <w:numId w:val="2"/>
-        </w:numPr>
-        <w:spacing w:before="40" w:after="80" w:line="240" w:lineRule="auto"/>
-        <w:rPr>
-          <w:rFonts w:ascii="Aptos" w:hAnsi="Aptos"/>
-          <w:sz w:val="21"/>
-        </w:rPr>
-      </w:pPr>
-      <w:r>
-        <w:rPr>
-          <w:rFonts w:ascii="Aptos" w:hAnsi="Aptos"/>
-          <w:sz w:val="21"/>
-        </w:rPr>
-        <w:t>Can the trade category be phrased broadly (general IT/software services) to cover future apps under the same Einzelunternehmen without re-registering? Do thresholds combine per entity or per app?</w:t>
-      </w:r>
-    </w:p>
-    <w:p>
-      <w:pPr>
-        <w:spacing w:before="40" w:after="80" w:line="240" w:lineRule="auto"/>
-        <w:rPr>
-          <w:rFonts w:ascii="Aptos" w:hAnsi="Aptos"/>
-          <w:sz w:val="21"/>
-        </w:rPr>
-      </w:pPr>
-      <w:r>
-        <w:rPr>
-          <w:rFonts w:ascii="Aptos" w:hAnsi="Aptos"/>
-          <w:sz w:val="21"/>
-        </w:rPr>
-        <w:t>Ownership (Stefano EU/employed; Mariia Ukrainian, currently unemployed):</w:t>
-      </w:r>
-    </w:p>
-    <w:p>
-      <w:pPr>
-        <w:pStyle w:val="ListParagraph"/>
-        <w:numPr>
-          <w:ilvl w:val="0"/>
-          <w:numId w:val="3"/>
-        </w:numPr>
-        <w:spacing w:before="40" w:after="80" w:line="240" w:lineRule="auto"/>
-        <w:rPr>
-          <w:rFonts w:ascii="Aptos" w:hAnsi="Aptos"/>
-          <w:sz w:val="21"/>
-        </w:rPr>
-      </w:pPr>
-      <w:r>
-        <w:rPr>
-          <w:rFonts w:ascii="Aptos" w:hAnsi="Aptos"/>
-          <w:sz w:val="21"/>
-        </w:rPr>
-        <w:t>Can Mariia hold her own Gewerbeberechtigung/be a GesbR partner, or does her temporary-protection status limit her to dependent employment only?</w:t>
-      </w:r>
-    </w:p>
-    <w:p>
-      <w:pPr>
-        <w:pStyle w:val="ListParagraph"/>
-        <w:numPr>
-          <w:ilvl w:val="0"/>
-          <w:numId w:val="3"/>
-        </w:numPr>
-        <w:spacing w:before="40" w:after="80" w:line="240" w:lineRule="auto"/>
-        <w:rPr>
-          <w:rFonts w:ascii="Aptos" w:hAnsi="Aptos"/>
-          <w:sz w:val="21"/>
-        </w:rPr>
-      </w:pPr>
-      <w:r>
-        <w:rPr>
-          <w:rFonts w:ascii="Aptos" w:hAnsi="Aptos"/>
-          <w:sz w:val="21"/>
-        </w:rPr>
-        <w:t>If not: start Stefano solo now, cover Mariia via a private co-founder agreement, convert to GesbR later — template or lawyer referral?</w:t>
-      </w:r>
-    </w:p>
-    <w:p>
-      <w:pPr>
-        <w:pStyle w:val="ListParagraph"/>
-        <w:numPr>
-          <w:ilvl w:val="0"/>
-          <w:numId w:val="3"/>
-        </w:numPr>
-        <w:spacing w:before="40" w:after="80" w:line="240" w:lineRule="auto"/>
-        <w:rPr>
-          <w:rFonts w:ascii="Aptos" w:hAnsi="Aptos"/>
-          <w:sz w:val="21"/>
-        </w:rPr>
-      </w:pPr>
-      <w:r>
-        <w:rPr>
-          <w:rFonts w:ascii="Aptos" w:hAnsi="Aptos"/>
-          <w:sz w:val="21"/>
-        </w:rPr>
-        <w:t>Would a GmbH (Gründungsprivilegierung, ~€10,000 capital) separate ownership from the trade license more cleanly? Overkill pre-revenue?</w:t>
-      </w:r>
-    </w:p>
-    <w:p>
-      <w:pPr>
-        <w:pStyle w:val="ListParagraph"/>
-        <w:numPr>
-          <w:ilvl w:val="0"/>
-          <w:numId w:val="3"/>
-        </w:numPr>
-        <w:spacing w:before="40" w:after="80" w:line="240" w:lineRule="auto"/>
-        <w:rPr>
-          <w:rFonts w:ascii="Aptos" w:hAnsi="Aptos"/>
-          <w:sz w:val="21"/>
-        </w:rPr>
-      </w:pPr>
-      <w:r>
-        <w:rPr>
-          <w:rFonts w:ascii="Aptos" w:hAnsi="Aptos"/>
-          <w:sz w:val="21"/>
-        </w:rPr>
-        <w:t>Could Mariia's involvement, even unpaid, affect her AMS benefits — worth asking AMS first?</w:t>
-      </w:r>
-    </w:p>
-    <w:p>
-      <w:pPr>
-        <w:spacing w:before="40" w:after="80" w:line="240" w:lineRule="auto"/>
-        <w:rPr>
-          <w:rFonts w:ascii="Aptos" w:hAnsi="Aptos"/>
-          <w:sz w:val="21"/>
-        </w:rPr>
-      </w:pPr>
-      <w:r>
-        <w:rPr>
-          <w:rFonts w:ascii="Aptos" w:hAnsi="Aptos"/>
-          <w:sz w:val="21"/>
-        </w:rPr>
-        <w:t>Nebenberuflich / GSVG threshold:</w:t>
-      </w:r>
-    </w:p>
-    <w:p>
-      <w:pPr>
-        <w:pStyle w:val="ListParagraph"/>
-        <w:numPr>
-          <w:ilvl w:val="0"/>
-          <w:numId w:val="4"/>
-        </w:numPr>
-        <w:spacing w:before="40" w:after="80" w:line="240" w:lineRule="auto"/>
-        <w:rPr>
-          <w:rFonts w:ascii="Aptos" w:hAnsi="Aptos"/>
-          <w:sz w:val="21"/>
-        </w:rPr>
-      </w:pPr>
-      <w:r>
-        <w:rPr>
-          <w:rFonts w:ascii="Aptos" w:hAnsi="Aptos"/>
-          <w:sz w:val="21"/>
-        </w:rPr>
-        <w:t>Exact current "kleine Versicherungsgrenze" net-profit threshold before extra SVS contributions apply (only mandatory accident insurance below it)?</w:t>
-      </w:r>
-    </w:p>
-    <w:p>
-      <w:pPr>
-        <w:pStyle w:val="ListParagraph"/>
-        <w:numPr>
-          <w:ilvl w:val="0"/>
-          <w:numId w:val="4"/>
-        </w:numPr>
-        <w:spacing w:before="40" w:after="80" w:line="240" w:lineRule="auto"/>
-        <w:rPr>
-          <w:rFonts w:ascii="Aptos" w:hAnsi="Aptos"/>
-          <w:sz w:val="21"/>
-        </w:rPr>
-      </w:pPr>
-      <w:r>
-        <w:rPr>
-          <w:rFonts w:ascii="Aptos" w:hAnsi="Aptos"/>
-          <w:sz w:val="21"/>
-        </w:rPr>
-        <w:t>Going slightly over: retroactive for the full year? Any way to smooth it?</w:t>
-      </w:r>
-    </w:p>
-    <w:p>
-      <w:pPr>
-        <w:pStyle w:val="ListParagraph"/>
-        <w:numPr>
-          <w:ilvl w:val="0"/>
-          <w:numId w:val="4"/>
-        </w:numPr>
-        <w:spacing w:before="40" w:after="80" w:line="240" w:lineRule="auto"/>
-        <w:rPr>
-          <w:rFonts w:ascii="Aptos" w:hAnsi="Aptos"/>
-          <w:sz w:val="21"/>
-        </w:rPr>
-      </w:pPr>
-      <w:r>
-        <w:rPr>
-          <w:rFonts w:ascii="Aptos" w:hAnsi="Aptos"/>
-          <w:sz w:val="21"/>
-        </w:rPr>
-        <w:t>If Mariia later registers Hauptberuflich: the "große Versicherungsgrenze" threshold, and her rough minimum SVS?</w:t>
-      </w:r>
-    </w:p>
-    <w:p>
-      <w:pPr>
-        <w:pStyle w:val="Heading2"/>
-        <w:spacing w:line="240" w:lineRule="auto"/>
-        <w:rPr>
-          <w:rFonts w:ascii="Aptos" w:hAnsi="Aptos"/>
-          <w:b/>
-          <w:sz w:val="22"/>
-        </w:rPr>
-      </w:pPr>
-      <w:r>
-        <w:rPr>
-          <w:rFonts w:ascii="Aptos" w:hAnsi="Aptos"/>
-          <w:b/>
-          <w:sz w:val="22"/>
-        </w:rPr>
-        <w:t>Reference: thresholds</w:t>
-      </w:r>
-    </w:p>
-    <w:p>
-      <w:pPr>
-        <w:pStyle w:val="ListParagraph"/>
-        <w:numPr>
-          <w:ilvl w:val="0"/>
-          <w:numId w:val="5"/>
-        </w:numPr>
-        <w:spacing w:before="40" w:after="80" w:line="240" w:lineRule="auto"/>
-        <w:rPr>
-          <w:rFonts w:ascii="Aptos" w:hAnsi="Aptos"/>
-          <w:sz w:val="21"/>
-        </w:rPr>
-      </w:pPr>
-      <w:r>
-        <w:rPr>
-          <w:rFonts w:ascii="Aptos" w:hAnsi="Aptos"/>
-          <w:sz w:val="21"/>
-        </w:rPr>
-        <w:t>VAT/Kleinunternehmergrenze (~€35,000–42,000 turnover/year): under it, no VAT charged.</w:t>
-      </w:r>
-    </w:p>
-    <w:p>
-      <w:pPr>
-        <w:pStyle w:val="ListParagraph"/>
-        <w:numPr>
-          <w:ilvl w:val="0"/>
-          <w:numId w:val="5"/>
-        </w:numPr>
-        <w:spacing w:before="40" w:after="80" w:line="240" w:lineRule="auto"/>
-        <w:rPr>
-          <w:rFonts w:ascii="Aptos" w:hAnsi="Aptos"/>
-          <w:sz w:val="21"/>
-        </w:rPr>
-      </w:pPr>
-      <w:r>
-        <w:rPr>
-          <w:rFonts w:ascii="Aptos" w:hAnsi="Aptos"/>
-          <w:sz w:val="21"/>
-        </w:rPr>
-        <w:t>GSVG kleine Grenze (~€6,200–6,900 net profit/year): stay under it and only a small flat accident-insurance fee applies (~€11–12/month) — a cliff, not a slope: cross it and SVS is due retroactively for the whole year.</w:t>
-      </w:r>
-    </w:p>
-    <w:p>
-      <w:pPr>
-        <w:pStyle w:val="ListParagraph"/>
-        <w:numPr>
-          <w:ilvl w:val="0"/>
-          <w:numId w:val="5"/>
-        </w:numPr>
-        <w:spacing w:before="40" w:after="80" w:line="240" w:lineRule="auto"/>
-        <w:rPr>
-          <w:rFonts w:ascii="Aptos" w:hAnsi="Aptos"/>
-          <w:sz w:val="21"/>
-        </w:rPr>
-      </w:pPr>
-      <w:r>
-        <w:rPr>
-          <w:rFonts w:ascii="Aptos" w:hAnsi="Aptos"/>
-          <w:sz w:val="21"/>
-        </w:rPr>
-        <w:t>Income tax always applies separately, stacking on employment income at the marginal rate.</w:t>
-      </w:r>
-    </w:p>
-    <w:p>
-      <w:pPr>
-        <w:pStyle w:val="ListParagraph"/>
-        <w:numPr>
-          <w:ilvl w:val="0"/>
-          <w:numId w:val="5"/>
-        </w:numPr>
-        <w:spacing w:before="40" w:after="80" w:line="240" w:lineRule="auto"/>
-        <w:rPr>
-          <w:rFonts w:ascii="Aptos" w:hAnsi="Aptos"/>
-          <w:sz w:val="21"/>
-        </w:rPr>
-      </w:pPr>
-      <w:r>
-        <w:rPr>
-          <w:rFonts w:ascii="Aptos" w:hAnsi="Aptos"/>
-          <w:sz w:val="21"/>
-        </w:rPr>
-        <w:t>Bottom line: Stefano starts solo, Nebenberuflich, now; formalize Mariia's stake privately; convert to GesbR/GmbH later once WKO confirms her status.</w:t>
-      </w:r>
-    </w:p>
-    <w:p>
-      <w:pPr>
-        <w:pStyle w:val="Heading2"/>
-        <w:spacing w:line="240" w:lineRule="auto"/>
-        <w:rPr>
-          <w:rFonts w:ascii="Aptos" w:hAnsi="Aptos"/>
-          <w:b/>
-          <w:sz w:val="22"/>
-        </w:rPr>
-      </w:pPr>
-      <w:r>
-        <w:rPr>
-          <w:rFonts w:ascii="Aptos" w:hAnsi="Aptos"/>
-          <w:b/>
-          <w:sz w:val="22"/>
-        </w:rPr>
-        <w:t>After WKO</w:t>
-      </w:r>
-    </w:p>
-    <w:p>
-      <w:pPr>
-        <w:pStyle w:val="ListParagraph"/>
-        <w:numPr>
-          <w:ilvl w:val="0"/>
-          <w:numId w:val="6"/>
-        </w:numPr>
-        <w:spacing w:before="40" w:after="80" w:line="240" w:lineRule="auto"/>
-        <w:rPr>
-          <w:rFonts w:ascii="Aptos" w:hAnsi="Aptos"/>
-          <w:sz w:val="21"/>
-        </w:rPr>
-      </w:pPr>
-      <w:r>
-        <w:rPr>
-          <w:rFonts w:ascii="Aptos" w:hAnsi="Aptos"/>
-          <w:sz w:val="21"/>
-        </w:rPr>
-        <w:t>SVS (free, phone/online): minimum contribution, ASVG exemption on GSVG, direct debit + digital delivery while abroad.</w:t>
-      </w:r>
-    </w:p>
-    <w:p>
-      <w:pPr>
-        <w:pStyle w:val="ListParagraph"/>
-        <w:numPr>
-          <w:ilvl w:val="0"/>
-          <w:numId w:val="6"/>
-        </w:numPr>
-        <w:spacing w:before="40" w:after="80" w:line="240" w:lineRule="auto"/>
-        <w:rPr>
-          <w:rFonts w:ascii="Aptos" w:hAnsi="Aptos"/>
-          <w:sz w:val="21"/>
-        </w:rPr>
-      </w:pPr>
-      <w:r>
-        <w:rPr>
-          <w:rFonts w:ascii="Aptos" w:hAnsi="Aptos"/>
-          <w:sz w:val="21"/>
-        </w:rPr>
-        <w:t>Steuerberater (paid, one-off video call): is the 9% commission its own VAT item vs. subscription revenue? Does 9 months in Penang, Malaysia create its own tax residency obligations?</w:t>
-      </w:r>
-    </w:p>
-    <w:p>
-      <w:pPr>
-        <w:pStyle w:val="Heading2"/>
-        <w:spacing w:line="240" w:lineRule="auto"/>
-        <w:rPr>
-          <w:rFonts w:ascii="Aptos" w:hAnsi="Aptos"/>
-          <w:b/>
-          <w:sz w:val="22"/>
-        </w:rPr>
-      </w:pPr>
-      <w:r>
-        <w:rPr>
-          <w:rFonts w:ascii="Aptos" w:hAnsi="Aptos"/>
-          <w:b/>
-          <w:sz w:val="22"/>
-        </w:rPr>
-        <w:t>What happens after this</w:t>
-      </w:r>
-    </w:p>
-    <w:p>
-      <w:pPr>
-        <w:spacing w:before="40" w:after="80" w:line="240" w:lineRule="auto"/>
-        <w:rPr>
-          <w:rFonts w:ascii="Aptos" w:hAnsi="Aptos"/>
-          <w:sz w:val="21"/>
-        </w:rPr>
-      </w:pPr>
-      <w:r>
-        <w:rPr>
-          <w:rFonts w:ascii="Aptos" w:hAnsi="Aptos"/>
-          <w:sz w:val="21"/>
-        </w:rPr>
-        <w:t>Once classification and VAT are confirmed, and a venue is ready:</w:t>
-      </w:r>
-    </w:p>
-    <w:p>
-      <w:pPr>
-        <w:pStyle w:val="ListParagraph"/>
-        <w:numPr>
-          <w:ilvl w:val="0"/>
-          <w:numId w:val="7"/>
-        </w:numPr>
-        <w:spacing w:before="40" w:after="80" w:line="240" w:lineRule="auto"/>
-        <w:rPr>
-          <w:rFonts w:ascii="Aptos" w:hAnsi="Aptos"/>
-          <w:sz w:val="21"/>
-        </w:rPr>
-      </w:pPr>
-      <w:r>
-        <w:rPr>
-          <w:rFonts w:ascii="Aptos" w:hAnsi="Aptos"/>
-          <w:sz w:val="21"/>
-        </w:rPr>
-        <w:t>Register via usp.gv.at with ID Austria (or the partner).</w:t>
-      </w:r>
-    </w:p>
-    <w:p>
-      <w:pPr>
-        <w:pStyle w:val="ListParagraph"/>
-        <w:numPr>
-          <w:ilvl w:val="0"/>
-          <w:numId w:val="7"/>
-        </w:numPr>
-        <w:spacing w:before="40" w:after="80" w:line="240" w:lineRule="auto"/>
-        <w:rPr>
-          <w:rFonts w:ascii="Aptos" w:hAnsi="Aptos"/>
-          <w:sz w:val="21"/>
-        </w:rPr>
-      </w:pPr>
-      <w:r>
-        <w:rPr>
-          <w:rFonts w:ascii="Aptos" w:hAnsi="Aptos"/>
-          <w:sz w:val="21"/>
-        </w:rPr>
-        <w:t>Register with Finanzamt via FinanzOnline for a Steuernummer.</w:t>
-      </w:r>
-    </w:p>
-    <w:p>
-      <w:pPr>
-        <w:pStyle w:val="ListParagraph"/>
-        <w:numPr>
-          <w:ilvl w:val="0"/>
-          <w:numId w:val="7"/>
-        </w:numPr>
-        <w:spacing w:before="40" w:after="80" w:line="240" w:lineRule="auto"/>
-        <w:rPr>
-          <w:rFonts w:ascii="Aptos" w:hAnsi="Aptos"/>
-          <w:sz w:val="21"/>
-        </w:rPr>
-      </w:pPr>
-      <w:r>
-        <w:rPr>
-          <w:rFonts w:ascii="Aptos" w:hAnsi="Aptos"/>
-          <w:sz w:val="21"/>
-        </w:rPr>
-        <w:t>If VAT applies: enable Stripe Tax, set STRIPE_TAX_ENABLED=1 in Vercel, redeploy (already wired in api/create-checkout-session.js).</w:t>
-      </w:r>
-    </w:p>
-    <w:p>
-      <w:pPr>
-        <w:pStyle w:val="ListParagraph"/>
-        <w:numPr>
-          <w:ilvl w:val="0"/>
-          <w:numId w:val="7"/>
-        </w:numPr>
-        <w:spacing w:before="40" w:after="80" w:line="240" w:lineRule="auto"/>
-        <w:rPr>
-          <w:rFonts w:ascii="Aptos" w:hAnsi="Aptos"/>
-          <w:sz w:val="21"/>
-        </w:rPr>
-      </w:pPr>
-      <w:r>
-        <w:rPr>
-          <w:rFonts w:ascii="Aptos" w:hAnsi="Aptos"/>
-          <w:sz w:val="21"/>
-        </w:rPr>
-        <w:t>Onboard the first paying venue.</w:t>
-      </w:r>
-    </w:p>
-    <w:p>
-      <w:pPr>
-        <w:spacing w:before="40" w:after="80" w:line="240" w:lineRule="auto"/>
-        <w:rPr>
-          <w:rFonts w:ascii="Aptos" w:hAnsi="Aptos"/>
-          <w:sz w:val="21"/>
-        </w:rPr>
-      </w:pPr>
-      <w:r>
-        <w:rPr>
-          <w:rFonts w:ascii="Aptos" w:hAnsi="Aptos"/>
-          <w:sz w:val="21"/>
-        </w:rPr>
-        <w:t>Everything else in TODO.md is cosmetic and doesn't block invoicing or payments.</w:t>
-      </w:r>
-    </w:p>
-    <w:p>
-      <w:pPr>
-        <w:rPr>
-          <w:rFonts w:ascii="Source Sans Pro" w:hAnsi="Source Sans Pro"/>
-        </w:rPr>
+        <w:t xml:space="preserve">  situations</w:t>
+      </w:r>
+    </w:p>
+    <w:p>
+      <w:pPr>
+        <w:pStyle w:val="ListBullet"/>
+      </w:pPr>
+      <w:r>
+        <w:t>Clear boundaries for Mariia’s AMS situation</w:t>
+      </w:r>
+    </w:p>
+    <w:p>
+      <w:pPr>
+        <w:pStyle w:val="ListBullet"/>
+      </w:pPr>
+    </w:p>
+    <w:p>
+      <w:pPr>
+        <w:pStyle w:val="Heading1"/>
+        <w:rPr>
+          <w:color w:val="5E5D0B"/>
+        </w:rPr>
+      </w:pPr>
+      <w:r>
+        <w:rPr>
+          <w:color w:val="5E5D0B"/>
+        </w:rPr>
+        <w:t>After the appointment</w:t>
+      </w:r>
+    </w:p>
+    <w:p/>
+    <w:p>
+      <w:pPr>
+        <w:pStyle w:val="ListNumber"/>
+      </w:pPr>
+      <w:r>
+        <w:t>Write down the adviser’s name, date, and answers.</w:t>
+      </w:r>
+    </w:p>
+    <w:p>
+      <w:pPr>
+        <w:pStyle w:val="ListNumber"/>
+      </w:pPr>
+      <w:r>
+        <w:t>Confirm tax/VAT/Stripe details with a Steuerberater before launch.</w:t>
+      </w:r>
+    </w:p>
+    <w:p>
+      <w:pPr>
+        <w:pStyle w:val="ListNumber"/>
+      </w:pPr>
+      <w:r>
+        <w:t>Confirm Malaysia work-permit and tax rules before operating there.</w:t>
+      </w:r>
+    </w:p>
+    <w:p>
+      <w:pPr>
+        <w:pStyle w:val="ListNumber"/>
+      </w:pPr>
+      <w:r>
+        <w:t>Register only when the timing and permitted activity are clear.</w:t>
+      </w:r>
+    </w:p>
+    <w:p>
+      <w:pPr>
+        <w:pStyle w:val="ListNumber"/>
       </w:pPr>
     </w:p>
     <w:sectPr>
       <w:pgSz w:w="11906" w:h="16838" w:code="9"/>
-      <w:pgMar w:top="1247" w:right="1247" w:bottom="1247" w:left="1247" w:header="708" w:footer="708" w:gutter="0"/>
+      <w:pgMar w:top="964" w:right="1020" w:bottom="964" w:left="1020" w:header="708" w:footer="708" w:gutter="0"/>
       <w:cols w:space="708"/>
       <w:docGrid w:linePitch="360"/>
     </w:sectPr>
@@ -887,132 +649,49 @@
 <file path=word/numbering.xml><?xml version="1.0" encoding="utf-8"?>
 <w:numbering xmlns:wpc="http://schemas.microsoft.com/office/word/2010/wordprocessingCanvas" xmlns:cx="http://schemas.microsoft.com/office/drawing/2014/chartex" xmlns:cx1="http://schemas.microsoft.com/office/drawing/2015/9/8/chartex" xmlns:cx2="http://schemas.microsoft.com/office/drawing/2015/10/21/chartex" xmlns:cx3="http://schemas.microsoft.com/office/drawing/2016/5/9/chartex" xmlns:cx4="http://schemas.microsoft.com/office/drawing/2016/5/10/chartex" xmlns:cx5="http://schemas.microsoft.com/office/drawing/2016/5/11/chartex" xmlns:cx6="http://schemas.microsoft.com/office/drawing/2016/5/12/chartex" xmlns:cx7="http://schemas.microsoft.com/office/drawing/2016/5/13/chartex" xmlns:cx8="http://schemas.microsoft.com/office/drawing/2016/5/14/chartex" xmlns:mc="http://schemas.openxmlformats.org/markup-compatibility/2006" xmlns:aink="http://schemas.microsoft.com/office/drawing/2016/ink" xmlns:am3d="http://schemas.microsoft.com/office/drawing/2017/model3d" xmlns:o="urn:schemas-microsoft-com:office:office" xmlns:oel="http://schemas.microsoft.com/office/2019/extlst" xmlns:r="http://schemas.openxmlformats.org/officeDocument/2006/relationships" xmlns:m="http://schemas.openxmlformats.org/officeDocument/2006/math" xmlns:v="urn:schemas-microsoft-com:vml" xmlns:wp14="http://schemas.microsoft.com/office/word/2010/wordprocessingDrawing" xmlns:wp="http://schemas.openxmlformats.org/drawingml/2006/wordprocessingDrawing" xmlns:w10="urn:schemas-microsoft-com:office:word" xmlns:w="http://schemas.openxmlformats.org/wordprocessingml/2006/main" xmlns:w14="http://schemas.microsoft.com/office/word/2010/wordml" xmlns:w15="http://schemas.microsoft.com/office/word/2012/wordml" xmlns:w16cei="http://schemas.microsoft.com/office/word/2026/wordml/cei" xmlns:w16cex="http://schemas.microsoft.com/office/word/2018/wordml/cex" xmlns:w16cid="http://schemas.microsoft.com/office/word/2016/wordml/cid" xmlns:w16="http://schemas.microsoft.com/office/word/2018/wordml" xmlns:w16du="http://schemas.microsoft.com/office/word/2023/wordml/word16du" xmlns:w16sdtdh="http://schemas.microsoft.com/office/word/2020/wordml/sdtdatahash" xmlns:w16sdtfl="http://schemas.microsoft.com/office/word/2024/wordml/sdtformatlock" xmlns:w16se="http://schemas.microsoft.com/office/word/2015/wordml/symex" xmlns:wpg="http://schemas.microsoft.com/office/word/2010/wordprocessingGroup" xmlns:wpi="http://schemas.microsoft.com/office/word/2010/wordprocessingInk" xmlns:wne="http://schemas.microsoft.com/office/word/2006/wordml" xmlns:wps="http://schemas.microsoft.com/office/word/2010/wordprocessingShape" mc:Ignorable="w14 w15 w16se w16cid w16 w16cex w16sdtdh w16sdtfl w16du wp14">
   <w:abstractNum w:abstractNumId="0" w15:restartNumberingAfterBreak="0">
-    <w:nsid w:val="138514E3"/>
+    <w:nsid w:val="FFFFFF88"/>
     <w:multiLevelType w:val="singleLevel"/>
-    <w:tmpl w:val="0C070001"/>
+    <w:tmpl w:val="0D608F2A"/>
+    <w:lvl w:ilvl="0">
+      <w:start w:val="1"/>
+      <w:numFmt w:val="decimal"/>
+      <w:pStyle w:val="ListNumber"/>
+      <w:lvlText w:val="%1."/>
+      <w:lvlJc w:val="left"/>
+      <w:pPr>
+        <w:tabs>
+          <w:tab w:val="num" w:pos="360"/>
+        </w:tabs>
+        <w:ind w:left="360" w:hanging="360"/>
+      </w:pPr>
+    </w:lvl>
+  </w:abstractNum>
+  <w:abstractNum w:abstractNumId="1" w15:restartNumberingAfterBreak="0">
+    <w:nsid w:val="FFFFFF89"/>
+    <w:multiLevelType w:val="singleLevel"/>
+    <w:tmpl w:val="CA56CDBC"/>
     <w:lvl w:ilvl="0">
       <w:start w:val="1"/>
       <w:numFmt w:val="bullet"/>
+      <w:pStyle w:val="ListBullet"/>
       <w:lvlText w:val=""/>
       <w:lvlJc w:val="left"/>
       <w:pPr>
-        <w:ind w:left="720" w:hanging="360"/>
+        <w:tabs>
+          <w:tab w:val="num" w:pos="360"/>
+        </w:tabs>
+        <w:ind w:left="360" w:hanging="360"/>
       </w:pPr>
       <w:rPr>
         <w:rFonts w:ascii="Symbol" w:hAnsi="Symbol" w:hint="default"/>
       </w:rPr>
     </w:lvl>
   </w:abstractNum>
-  <w:abstractNum w:abstractNumId="1" w15:restartNumberingAfterBreak="0">
-    <w:nsid w:val="2B5A4A3C"/>
-    <w:multiLevelType w:val="singleLevel"/>
-    <w:tmpl w:val="0C07000F"/>
-    <w:lvl w:ilvl="0">
-      <w:start w:val="1"/>
-      <w:numFmt w:val="decimal"/>
-      <w:lvlText w:val="%1."/>
-      <w:lvlJc w:val="left"/>
-      <w:pPr>
-        <w:ind w:left="720" w:hanging="360"/>
-      </w:pPr>
-    </w:lvl>
-  </w:abstractNum>
-  <w:abstractNum w:abstractNumId="2" w15:restartNumberingAfterBreak="0">
-    <w:nsid w:val="2FC31567"/>
-    <w:multiLevelType w:val="singleLevel"/>
-    <w:tmpl w:val="0C07000F"/>
-    <w:lvl w:ilvl="0">
-      <w:start w:val="1"/>
-      <w:numFmt w:val="decimal"/>
-      <w:lvlText w:val="%1."/>
-      <w:lvlJc w:val="left"/>
-      <w:pPr>
-        <w:ind w:left="720" w:hanging="360"/>
-      </w:pPr>
-    </w:lvl>
-  </w:abstractNum>
-  <w:abstractNum w:abstractNumId="3" w15:restartNumberingAfterBreak="0">
-    <w:nsid w:val="38D57355"/>
-    <w:multiLevelType w:val="singleLevel"/>
-    <w:tmpl w:val="0C070001"/>
-    <w:lvl w:ilvl="0">
-      <w:start w:val="1"/>
-      <w:numFmt w:val="bullet"/>
-      <w:lvlText w:val=""/>
-      <w:lvlJc w:val="left"/>
-      <w:pPr>
-        <w:ind w:left="720" w:hanging="360"/>
-      </w:pPr>
-      <w:rPr>
-        <w:rFonts w:ascii="Symbol" w:hAnsi="Symbol" w:hint="default"/>
-      </w:rPr>
-    </w:lvl>
-  </w:abstractNum>
-  <w:abstractNum w:abstractNumId="4" w15:restartNumberingAfterBreak="0">
-    <w:nsid w:val="3FCA68A8"/>
-    <w:multiLevelType w:val="singleLevel"/>
-    <w:tmpl w:val="0C07000F"/>
-    <w:lvl w:ilvl="0">
-      <w:start w:val="1"/>
-      <w:numFmt w:val="decimal"/>
-      <w:lvlText w:val="%1."/>
-      <w:lvlJc w:val="left"/>
-      <w:pPr>
-        <w:ind w:left="720" w:hanging="360"/>
-      </w:pPr>
-    </w:lvl>
-  </w:abstractNum>
-  <w:abstractNum w:abstractNumId="5" w15:restartNumberingAfterBreak="0">
-    <w:nsid w:val="544510C3"/>
-    <w:multiLevelType w:val="singleLevel"/>
-    <w:tmpl w:val="0C07000F"/>
-    <w:lvl w:ilvl="0">
-      <w:start w:val="1"/>
-      <w:numFmt w:val="decimal"/>
-      <w:lvlText w:val="%1."/>
-      <w:lvlJc w:val="left"/>
-      <w:pPr>
-        <w:ind w:left="720" w:hanging="360"/>
-      </w:pPr>
-    </w:lvl>
-  </w:abstractNum>
-  <w:abstractNum w:abstractNumId="6" w15:restartNumberingAfterBreak="0">
-    <w:nsid w:val="57BA342B"/>
-    <w:multiLevelType w:val="singleLevel"/>
-    <w:tmpl w:val="0C070001"/>
-    <w:lvl w:ilvl="0">
-      <w:start w:val="1"/>
-      <w:numFmt w:val="bullet"/>
-      <w:lvlText w:val=""/>
-      <w:lvlJc w:val="left"/>
-      <w:pPr>
-        <w:ind w:left="720" w:hanging="360"/>
-      </w:pPr>
-      <w:rPr>
-        <w:rFonts w:ascii="Symbol" w:hAnsi="Symbol" w:hint="default"/>
-      </w:rPr>
-    </w:lvl>
-  </w:abstractNum>
-  <w:num w:numId="1" w16cid:durableId="1047871406">
-    <w:abstractNumId w:val="3"/>
-  </w:num>
-  <w:num w:numId="2" w16cid:durableId="1129392668">
-    <w:abstractNumId w:val="4"/>
-  </w:num>
-  <w:num w:numId="3" w16cid:durableId="655110885">
-    <w:abstractNumId w:val="2"/>
-  </w:num>
-  <w:num w:numId="4" w16cid:durableId="70660710">
+  <w:num w:numId="1" w16cid:durableId="1899241392">
     <w:abstractNumId w:val="1"/>
   </w:num>
-  <w:num w:numId="5" w16cid:durableId="445275647">
-    <w:abstractNumId w:val="6"/>
-  </w:num>
-  <w:num w:numId="6" w16cid:durableId="495464434">
+  <w:num w:numId="2" w16cid:durableId="1001617075">
     <w:abstractNumId w:val="0"/>
-  </w:num>
-  <w:num w:numId="7" w16cid:durableId="948121224">
-    <w:abstractNumId w:val="5"/>
   </w:num>
 </w:numbering>
 </file>
@@ -1426,7 +1105,7 @@
     <w:link w:val="Heading1Char"/>
     <w:uiPriority w:val="9"/>
     <w:qFormat/>
-    <w:rsid w:val="00C95A48"/>
+    <w:rsid w:val="005836F8"/>
     <w:pPr>
       <w:keepNext/>
       <w:keepLines/>
@@ -1448,7 +1127,7 @@
     <w:uiPriority w:val="9"/>
     <w:unhideWhenUsed/>
     <w:qFormat/>
-    <w:rsid w:val="00C95A48"/>
+    <w:rsid w:val="005836F8"/>
     <w:pPr>
       <w:keepNext/>
       <w:keepLines/>
@@ -1471,7 +1150,7 @@
     <w:semiHidden/>
     <w:unhideWhenUsed/>
     <w:qFormat/>
-    <w:rsid w:val="00C95A48"/>
+    <w:rsid w:val="005836F8"/>
     <w:pPr>
       <w:keepNext/>
       <w:keepLines/>
@@ -1494,7 +1173,7 @@
     <w:semiHidden/>
     <w:unhideWhenUsed/>
     <w:qFormat/>
-    <w:rsid w:val="00C95A48"/>
+    <w:rsid w:val="005836F8"/>
     <w:pPr>
       <w:keepNext/>
       <w:keepLines/>
@@ -1517,7 +1196,7 @@
     <w:semiHidden/>
     <w:unhideWhenUsed/>
     <w:qFormat/>
-    <w:rsid w:val="00C95A48"/>
+    <w:rsid w:val="005836F8"/>
     <w:pPr>
       <w:keepNext/>
       <w:keepLines/>
@@ -1538,7 +1217,7 @@
     <w:semiHidden/>
     <w:unhideWhenUsed/>
     <w:qFormat/>
-    <w:rsid w:val="00C95A48"/>
+    <w:rsid w:val="005836F8"/>
     <w:pPr>
       <w:keepNext/>
       <w:keepLines/>
@@ -1561,7 +1240,7 @@
     <w:semiHidden/>
     <w:unhideWhenUsed/>
     <w:qFormat/>
-    <w:rsid w:val="00C95A48"/>
+    <w:rsid w:val="005836F8"/>
     <w:pPr>
       <w:keepNext/>
       <w:keepLines/>
@@ -1582,7 +1261,7 @@
     <w:semiHidden/>
     <w:unhideWhenUsed/>
     <w:qFormat/>
-    <w:rsid w:val="00C95A48"/>
+    <w:rsid w:val="005836F8"/>
     <w:pPr>
       <w:keepNext/>
       <w:keepLines/>
@@ -1605,7 +1284,7 @@
     <w:semiHidden/>
     <w:unhideWhenUsed/>
     <w:qFormat/>
-    <w:rsid w:val="00C95A48"/>
+    <w:rsid w:val="005836F8"/>
     <w:pPr>
       <w:keepNext/>
       <w:keepLines/>
@@ -1649,7 +1328,7 @@
     <w:basedOn w:val="DefaultParagraphFont"/>
     <w:link w:val="Heading1"/>
     <w:uiPriority w:val="9"/>
-    <w:rsid w:val="00C95A48"/>
+    <w:rsid w:val="005836F8"/>
     <w:rPr>
       <w:rFonts w:asciiTheme="majorHAnsi" w:eastAsiaTheme="majorEastAsia" w:hAnsiTheme="majorHAnsi" w:cstheme="majorBidi"/>
       <w:color w:val="076158" w:themeColor="accent1" w:themeShade="BF"/>
@@ -1662,7 +1341,7 @@
     <w:basedOn w:val="DefaultParagraphFont"/>
     <w:link w:val="Heading2"/>
     <w:uiPriority w:val="9"/>
-    <w:rsid w:val="00C95A48"/>
+    <w:rsid w:val="005836F8"/>
     <w:rPr>
       <w:rFonts w:asciiTheme="majorHAnsi" w:eastAsiaTheme="majorEastAsia" w:hAnsiTheme="majorHAnsi" w:cstheme="majorBidi"/>
       <w:color w:val="076158" w:themeColor="accent1" w:themeShade="BF"/>
@@ -1676,7 +1355,7 @@
     <w:link w:val="Heading3"/>
     <w:uiPriority w:val="9"/>
     <w:semiHidden/>
-    <w:rsid w:val="00C95A48"/>
+    <w:rsid w:val="005836F8"/>
     <w:rPr>
       <w:rFonts w:eastAsiaTheme="majorEastAsia" w:cstheme="majorBidi"/>
       <w:color w:val="076158" w:themeColor="accent1" w:themeShade="BF"/>
@@ -1690,7 +1369,7 @@
     <w:link w:val="Heading4"/>
     <w:uiPriority w:val="9"/>
     <w:semiHidden/>
-    <w:rsid w:val="00C95A48"/>
+    <w:rsid w:val="005836F8"/>
     <w:rPr>
       <w:rFonts w:eastAsiaTheme="majorEastAsia" w:cstheme="majorBidi"/>
       <w:i/>
@@ -1704,7 +1383,7 @@
     <w:link w:val="Heading5"/>
     <w:uiPriority w:val="9"/>
     <w:semiHidden/>
-    <w:rsid w:val="00C95A48"/>
+    <w:rsid w:val="005836F8"/>
     <w:rPr>
       <w:rFonts w:eastAsiaTheme="majorEastAsia" w:cstheme="majorBidi"/>
       <w:color w:val="076158" w:themeColor="accent1" w:themeShade="BF"/>
@@ -1716,7 +1395,7 @@
     <w:link w:val="Heading6"/>
     <w:uiPriority w:val="9"/>
     <w:semiHidden/>
-    <w:rsid w:val="00C95A48"/>
+    <w:rsid w:val="005836F8"/>
     <w:rPr>
       <w:rFonts w:eastAsiaTheme="majorEastAsia" w:cstheme="majorBidi"/>
       <w:i/>
@@ -1730,7 +1409,7 @@
     <w:link w:val="Heading7"/>
     <w:uiPriority w:val="9"/>
     <w:semiHidden/>
-    <w:rsid w:val="00C95A48"/>
+    <w:rsid w:val="005836F8"/>
     <w:rPr>
       <w:rFonts w:eastAsiaTheme="majorEastAsia" w:cstheme="majorBidi"/>
       <w:color w:val="6B6B6B" w:themeColor="text1" w:themeTint="A6"/>
@@ -1742,7 +1421,7 @@
     <w:link w:val="Heading8"/>
     <w:uiPriority w:val="9"/>
     <w:semiHidden/>
-    <w:rsid w:val="00C95A48"/>
+    <w:rsid w:val="005836F8"/>
     <w:rPr>
       <w:rFonts w:eastAsiaTheme="majorEastAsia" w:cstheme="majorBidi"/>
       <w:i/>
@@ -1756,7 +1435,7 @@
     <w:link w:val="Heading9"/>
     <w:uiPriority w:val="9"/>
     <w:semiHidden/>
-    <w:rsid w:val="00C95A48"/>
+    <w:rsid w:val="005836F8"/>
     <w:rPr>
       <w:rFonts w:eastAsiaTheme="majorEastAsia" w:cstheme="majorBidi"/>
       <w:color w:val="3F3F3F" w:themeColor="text1" w:themeTint="D8"/>
@@ -1769,7 +1448,7 @@
     <w:link w:val="TitleChar"/>
     <w:uiPriority w:val="10"/>
     <w:qFormat/>
-    <w:rsid w:val="00C95A48"/>
+    <w:rsid w:val="005836F8"/>
     <w:pPr>
       <w:spacing w:after="80" w:line="240" w:lineRule="auto"/>
       <w:contextualSpacing/>
@@ -1787,7 +1466,7 @@
     <w:basedOn w:val="DefaultParagraphFont"/>
     <w:link w:val="Title"/>
     <w:uiPriority w:val="10"/>
-    <w:rsid w:val="00C95A48"/>
+    <w:rsid w:val="005836F8"/>
     <w:rPr>
       <w:rFonts w:asciiTheme="majorHAnsi" w:eastAsiaTheme="majorEastAsia" w:hAnsiTheme="majorHAnsi" w:cstheme="majorBidi"/>
       <w:spacing w:val="-10"/>
@@ -1803,7 +1482,7 @@
     <w:link w:val="SubtitleChar"/>
     <w:uiPriority w:val="11"/>
     <w:qFormat/>
-    <w:rsid w:val="00C95A48"/>
+    <w:rsid w:val="005836F8"/>
     <w:pPr>
       <w:numPr>
         <w:ilvl w:val="1"/>
@@ -1822,7 +1501,7 @@
     <w:basedOn w:val="DefaultParagraphFont"/>
     <w:link w:val="Subtitle"/>
     <w:uiPriority w:val="11"/>
-    <w:rsid w:val="00C95A48"/>
+    <w:rsid w:val="005836F8"/>
     <w:rPr>
       <w:rFonts w:eastAsiaTheme="majorEastAsia" w:cstheme="majorBidi"/>
       <w:color w:val="6B6B6B" w:themeColor="text1" w:themeTint="A6"/>
@@ -1838,7 +1517,7 @@
     <w:link w:val="QuoteChar"/>
     <w:uiPriority w:val="29"/>
     <w:qFormat/>
-    <w:rsid w:val="00C95A48"/>
+    <w:rsid w:val="005836F8"/>
     <w:pPr>
       <w:spacing w:before="160"/>
       <w:jc w:val="center"/>
@@ -1854,7 +1533,7 @@
     <w:basedOn w:val="DefaultParagraphFont"/>
     <w:link w:val="Quote"/>
     <w:uiPriority w:val="29"/>
-    <w:rsid w:val="00C95A48"/>
+    <w:rsid w:val="005836F8"/>
     <w:rPr>
       <w:i/>
       <w:iCs/>
@@ -1866,7 +1545,7 @@
     <w:basedOn w:val="Normal"/>
     <w:uiPriority w:val="34"/>
     <w:qFormat/>
-    <w:rsid w:val="00C95A48"/>
+    <w:rsid w:val="005836F8"/>
     <w:pPr>
       <w:ind w:left="720"/>
       <w:contextualSpacing/>
@@ -1877,7 +1556,7 @@
     <w:basedOn w:val="DefaultParagraphFont"/>
     <w:uiPriority w:val="21"/>
     <w:qFormat/>
-    <w:rsid w:val="00C95A48"/>
+    <w:rsid w:val="005836F8"/>
     <w:rPr>
       <w:i/>
       <w:iCs/>
@@ -1891,7 +1570,7 @@
     <w:link w:val="IntenseQuoteChar"/>
     <w:uiPriority w:val="30"/>
     <w:qFormat/>
-    <w:rsid w:val="00C95A48"/>
+    <w:rsid w:val="005836F8"/>
     <w:pPr>
       <w:pBdr>
         <w:top w:val="single" w:sz="4" w:space="10" w:color="076158" w:themeColor="accent1" w:themeShade="BF"/>
@@ -1912,7 +1591,7 @@
     <w:basedOn w:val="DefaultParagraphFont"/>
     <w:link w:val="IntenseQuote"/>
     <w:uiPriority w:val="30"/>
-    <w:rsid w:val="00C95A48"/>
+    <w:rsid w:val="005836F8"/>
     <w:rPr>
       <w:i/>
       <w:iCs/>
@@ -1924,7 +1603,7 @@
     <w:basedOn w:val="DefaultParagraphFont"/>
     <w:uiPriority w:val="32"/>
     <w:qFormat/>
-    <w:rsid w:val="00C95A48"/>
+    <w:rsid w:val="005836F8"/>
     <w:rPr>
       <w:b/>
       <w:bCs/>
@@ -1932,6 +1611,32 @@
       <w:color w:val="076158" w:themeColor="accent1" w:themeShade="BF"/>
       <w:spacing w:val="5"/>
     </w:rPr>
+  </w:style>
+  <w:style w:type="paragraph" w:styleId="ListBullet">
+    <w:name w:val="List Bullet"/>
+    <w:basedOn w:val="Normal"/>
+    <w:uiPriority w:val="99"/>
+    <w:unhideWhenUsed/>
+    <w:rsid w:val="005836F8"/>
+    <w:pPr>
+      <w:numPr>
+        <w:numId w:val="1"/>
+      </w:numPr>
+      <w:contextualSpacing/>
+    </w:pPr>
+  </w:style>
+  <w:style w:type="paragraph" w:styleId="ListNumber">
+    <w:name w:val="List Number"/>
+    <w:basedOn w:val="Normal"/>
+    <w:uiPriority w:val="99"/>
+    <w:unhideWhenUsed/>
+    <w:rsid w:val="005836F8"/>
+    <w:pPr>
+      <w:numPr>
+        <w:numId w:val="2"/>
+      </w:numPr>
+      <w:contextualSpacing/>
+    </w:pPr>
   </w:style>
 </w:styles>
 </file>
